--- a/Microbiology Exam 3/micro-exam-3-cram-sheet.docx
+++ b/Microbiology Exam 3/micro-exam-3-cram-sheet.docx
@@ -62,7 +62,7 @@
           <w:b w:val="0"/>
           <w:i w:val="0"/>
         </w:rPr>
-        <w:t>Lecture 14 so far — Gram-Negative Bacilli of Medical Importance (the Exam 3 block is Lectures 14–19). ★ = emphasized on the slides. Exam 3 is Wednesday 2 December 2026.</w:t>
+        <w:t>Lecture 14 so far — Gram-Negative Bacilli of Medical Importance (the Exam 3 block is Lectures 14–19). ★ = emphasized in the lecture recording or starred on a slide. Exam 3 is Wednesday 2 December 2026.</w:t>
       </w:r>
     </w:p>
     <w:tbl>
@@ -151,7 +151,7 @@
           <w:rFonts w:ascii="Georgia" w:hAnsi="Georgia"/>
           <w:color w:val="17494B"/>
         </w:rPr>
-        <w:t>L14 · What the Slides Flag</w:t>
+        <w:t>L14 · What the Lecturer Flagged</w:t>
       </w:r>
     </w:p>
     <w:tbl>
@@ -251,7 +251,7 @@
                 <w:i w:val="0"/>
                 <w:sz w:val="18"/>
               </w:rPr>
-              <w:t>★ Slide's own star</w:t>
+              <w:t>★ The four E. coli strains</w:t>
             </w:r>
           </w:p>
         </w:tc>
@@ -274,7 +274,7 @@
                 <w:i w:val="0"/>
                 <w:sz w:val="18"/>
               </w:rPr>
-              <w:t>Pseudomonas aeruginosa: a common NOSOCOMIAL infection of hosts with burns, neoplastic disease and CYSTIC FIBROSIS*** (slide 18).</w:t>
+              <w:t>“There are four different strains of E. coli that you need to know. Hint, hint, hint, hint.” ENTEROTOXIGENIC (traveler's diarrhea) · ENTEROINVASIVE (no toxins, shigellosis-like) · ENTEROPATHOGENIC (infant wasting diarrhea, microvilli) · ENTEROHEMORRHAGIC O157:H7 (Shiga toxin, hemolytic uremic syndrome).</w:t>
             </w:r>
           </w:p>
         </w:tc>
@@ -301,7 +301,7 @@
                 <w:i w:val="0"/>
                 <w:sz w:val="18"/>
               </w:rPr>
-              <w:t>The scheme</w:t>
+              <w:t>★ Cystic fibrosis</w:t>
             </w:r>
           </w:p>
         </w:tc>
@@ -324,7 +324,7 @@
                 <w:i w:val="0"/>
                 <w:sz w:val="18"/>
               </w:rPr>
-              <w:t>Learn Table 20.1 (slide 12): oxygen → lactose → oxidase sorts every organism in the lecture.</w:t>
+              <w:t>Pseudomonas aeruginosa: “very, very, very common with cystic fibrosis patients” (the slide's own star). Burkholderia cepacia with it = 80% fatality.</w:t>
             </w:r>
           </w:p>
         </w:tc>
@@ -351,7 +351,7 @@
                 <w:i w:val="0"/>
                 <w:sz w:val="18"/>
               </w:rPr>
-              <w:t>Recording</w:t>
+              <w:t>★ Endotoxin</w:t>
             </w:r>
           </w:p>
         </w:tc>
@@ -374,7 +374,207 @@
                 <w:i w:val="0"/>
                 <w:sz w:val="18"/>
               </w:rPr>
-              <w:t>Not read yet (one transcript only, no second opinion). Emphasis from the recording will be added here.</w:t>
+              <w:t>“Any gram-negative organism will have that weapon.” Lipid A; released on lysis, so killing them with antibiotics can make the patient feel worse first.</w:t>
+            </w:r>
+          </w:p>
+        </w:tc>
+      </w:tr>
+      <w:tr>
+        <w:tc>
+          <w:tcPr>
+            <w:tcW w:type="dxa" w:w="5112"/>
+            <w:shd w:val="clear" w:color="auto" w:fill="F1EEEF"/>
+          </w:tcPr>
+          <w:p>
+            <w:pPr>
+              <w:spacing w:after="40"/>
+            </w:pPr>
+            <w:r>
+              <w:rPr>
+                <w:b/>
+                <w:sz w:val="18"/>
+              </w:rPr>
+            </w:r>
+            <w:r>
+              <w:rPr>
+                <w:b/>
+                <w:i w:val="0"/>
+                <w:sz w:val="18"/>
+              </w:rPr>
+              <w:t>No drug questions</w:t>
+            </w:r>
+          </w:p>
+        </w:tc>
+        <w:tc>
+          <w:tcPr>
+            <w:tcW w:type="dxa" w:w="5112"/>
+          </w:tcPr>
+          <w:p>
+            <w:pPr>
+              <w:spacing w:after="40"/>
+            </w:pPr>
+            <w:r>
+              <w:rPr>
+                <w:sz w:val="18"/>
+              </w:rPr>
+            </w:r>
+            <w:r>
+              <w:rPr>
+                <w:b w:val="0"/>
+                <w:i w:val="0"/>
+                <w:sz w:val="18"/>
+              </w:rPr>
+              <w:t>“I'm not going to be testing on which antibiotics.” Non-drug management (fluids, dialysis, plasmapheresis, vaccines, breast feeding, quarantine) is fair game.</w:t>
+            </w:r>
+          </w:p>
+        </w:tc>
+      </w:tr>
+      <w:tr>
+        <w:tc>
+          <w:tcPr>
+            <w:tcW w:type="dxa" w:w="5112"/>
+            <w:shd w:val="clear" w:color="auto" w:fill="F1EEEF"/>
+          </w:tcPr>
+          <w:p>
+            <w:pPr>
+              <w:spacing w:after="40"/>
+            </w:pPr>
+            <w:r>
+              <w:rPr>
+                <w:b/>
+                <w:sz w:val="18"/>
+              </w:rPr>
+            </w:r>
+            <w:r>
+              <w:rPr>
+                <w:b/>
+                <w:i w:val="0"/>
+                <w:sz w:val="18"/>
+              </w:rPr>
+              <w:t>Not to memorize</w:t>
+            </w:r>
+          </w:p>
+        </w:tc>
+        <w:tc>
+          <w:tcPr>
+            <w:tcW w:type="dxa" w:w="5112"/>
+          </w:tcPr>
+          <w:p>
+            <w:pPr>
+              <w:spacing w:after="40"/>
+            </w:pPr>
+            <w:r>
+              <w:rPr>
+                <w:sz w:val="18"/>
+              </w:rPr>
+            </w:r>
+            <w:r>
+              <w:rPr>
+                <w:b w:val="0"/>
+                <w:i w:val="0"/>
+                <w:sz w:val="18"/>
+              </w:rPr>
+              <w:t>Slide 8's endotoxin diagram · slide 19's body map of Pseudomonas infections (“it can hit you pretty much anywhere”) · percentages · slide 47's biochemical tree.</w:t>
+            </w:r>
+          </w:p>
+        </w:tc>
+      </w:tr>
+      <w:tr>
+        <w:tc>
+          <w:tcPr>
+            <w:tcW w:type="dxa" w:w="5112"/>
+            <w:shd w:val="clear" w:color="auto" w:fill="F1EEEF"/>
+          </w:tcPr>
+          <w:p>
+            <w:pPr>
+              <w:spacing w:after="40"/>
+            </w:pPr>
+            <w:r>
+              <w:rPr>
+                <w:b/>
+                <w:sz w:val="18"/>
+              </w:rPr>
+            </w:r>
+            <w:r>
+              <w:rPr>
+                <w:b/>
+                <w:i w:val="0"/>
+                <w:sz w:val="18"/>
+              </w:rPr>
+              <w:t>Association only</w:t>
+            </w:r>
+          </w:p>
+        </w:tc>
+        <w:tc>
+          <w:tcPr>
+            <w:tcW w:type="dxa" w:w="5112"/>
+          </w:tcPr>
+          <w:p>
+            <w:pPr>
+              <w:spacing w:after="40"/>
+            </w:pPr>
+            <w:r>
+              <w:rPr>
+                <w:sz w:val="18"/>
+              </w:rPr>
+            </w:r>
+            <w:r>
+              <w:rPr>
+                <w:b w:val="0"/>
+                <w:i w:val="0"/>
+                <w:sz w:val="18"/>
+              </w:rPr>
+              <w:t>Proteus and bladder/kidney stones: “association, not causation.”</w:t>
+            </w:r>
+          </w:p>
+        </w:tc>
+      </w:tr>
+      <w:tr>
+        <w:tc>
+          <w:tcPr>
+            <w:tcW w:type="dxa" w:w="5112"/>
+            <w:shd w:val="clear" w:color="auto" w:fill="F1EEEF"/>
+          </w:tcPr>
+          <w:p>
+            <w:pPr>
+              <w:spacing w:after="40"/>
+            </w:pPr>
+            <w:r>
+              <w:rPr>
+                <w:b/>
+                <w:sz w:val="18"/>
+              </w:rPr>
+            </w:r>
+            <w:r>
+              <w:rPr>
+                <w:b/>
+                <w:i w:val="0"/>
+                <w:sz w:val="18"/>
+              </w:rPr>
+              <w:t>Where the time went</w:t>
+            </w:r>
+          </w:p>
+        </w:tc>
+        <w:tc>
+          <w:tcPr>
+            <w:tcW w:type="dxa" w:w="5112"/>
+          </w:tcPr>
+          <w:p>
+            <w:pPr>
+              <w:spacing w:after="40"/>
+            </w:pPr>
+            <w:r>
+              <w:rPr>
+                <w:sz w:val="18"/>
+              </w:rPr>
+            </w:r>
+            <w:r>
+              <w:rPr>
+                <w:b w:val="0"/>
+                <w:i w:val="0"/>
+                <w:sz w:val="18"/>
+              </w:rPr>
+              <w:t>E. coli ~17 min · Pseudomonas 14 · plague 12 · endotoxin 10 · enterics 9 · Salmonella 9 · pertussis 8 · Legionella 8 (mostly outbreaks). One transcript only; she corrected no slide.</w:t>
             </w:r>
           </w:p>
         </w:tc>

--- a/Microbiology Exam 3/micro-exam-3-cram-sheet.docx
+++ b/Microbiology Exam 3/micro-exam-3-cram-sheet.docx
@@ -14917,7 +14917,7 @@
                 <w:i w:val="0"/>
                 <w:sz w:val="18"/>
               </w:rPr>
-              <w:t>Zygomycota (Rhizopus, Mucor) saprobes; 'black mould' in India (steroids, uncontrolled DIABETES); nose, eyes, heart, brain in diabetes, leukemia, malnutrition; kwashiorkor gut form; cut out tissue + amphotericin B.</w:t>
+              <w:t>Zygomycota (Rhizopus, Mucor) saprobes; 'black mold' in India (steroids, uncontrolled DIABETES); nose, eyes, heart, brain in diabetes, leukemia, malnutrition; kwashiorkor gut form; cut out tissue + amphotericin B.</w:t>
             </w:r>
           </w:p>
         </w:tc>
